--- a/pr-preview/pr-50/chapters/data-masking.docx
+++ b/pr-preview/pr-50/chapters/data-masking.docx
@@ -15,7 +15,7 @@
         <w:pStyle w:val="Date"/>
       </w:pPr>
       <w:r>
-        <w:t xml:space="preserve">Last modified: 2026-10-24 04:53:14 (PDT)</w:t>
+        <w:t xml:space="preserve">Last modified: 2026-10-25 22:15:19 (PDT)</w:t>
       </w:r>
     </w:p>
     <w:bookmarkStart w:id="15" w:name="sec-general-overview"/>

--- a/pr-preview/pr-50/chapters/data-masking.docx
+++ b/pr-preview/pr-50/chapters/data-masking.docx
@@ -15,7 +15,7 @@
         <w:pStyle w:val="Date"/>
       </w:pPr>
       <w:r>
-        <w:t xml:space="preserve">Last modified: 2026-10-25 22:15:19 (PDT)</w:t>
+        <w:t xml:space="preserve">Last modified: 2026-10-28 15:28:01 (PDT)</w:t>
       </w:r>
     </w:p>
     <w:bookmarkStart w:id="15" w:name="sec-general-overview"/>

--- a/pr-preview/pr-50/chapters/data-masking.docx
+++ b/pr-preview/pr-50/chapters/data-masking.docx
@@ -15,7 +15,7 @@
         <w:pStyle w:val="Date"/>
       </w:pPr>
       <w:r>
-        <w:t xml:space="preserve">Last modified: 2026-10-28 15:28:01 (PDT)</w:t>
+        <w:t xml:space="preserve">Last modified: 2026-10-29 09:00:43 (PDT)</w:t>
       </w:r>
     </w:p>
     <w:bookmarkStart w:id="15" w:name="sec-general-overview"/>
